--- a/lessons/7-2/downloads/reveal/teacher/7.2-exit-tickets.docx
+++ b/lessons/7-2/downloads/reveal/teacher/7.2-exit-tickets.docx
@@ -4,6 +4,7 @@
   <w:body>
     <w:p>
       <w:pPr>
+        <w:pStyle w:val="Heading1"/>
         <w:tabs>
           <w:tab w:val="left" w:pos="5200"/>
           <w:tab w:val="right" w:leader="underscore" w:pos="9504"/>
@@ -34,7 +35,7 @@
         <w:rPr>
           <w:rFonts w:ascii="Avenir Next" w:hAnsi="Avenir Next" w:cs="Avenir Next" w:eastAsia="Avenir Next"/>
           <w:color w:val="1A1A1A"/>
-          <w:sz w:val="18"/>
+          <w:sz w:val="22"/>
           <w:szCs w:val="18"/>
         </w:rPr>
         <w:t xml:space="preserve">Name</w:t>
@@ -119,25 +120,25 @@
                 <w:rFonts w:ascii="Avenir Next" w:hAnsi="Avenir Next" w:cs="Avenir Next" w:eastAsia="Avenir Next"/>
                 <w:b/>
                 <w:color w:val="1A1A1A"/>
+                <w:sz w:val="22"/>
+                <w:szCs w:val="20"/>
+              </w:rPr>
+              <w:t xml:space="preserve">1.</w:t>
+            </w:r>
+            <w:r>
+              <w:rPr>
+                <w:rFonts w:ascii="Avenir Next" w:hAnsi="Avenir Next" w:cs="Avenir Next" w:eastAsia="Avenir Next"/>
+                <w:color w:val="1A1A1A"/>
                 <w:sz w:val="20"/>
                 <w:szCs w:val="20"/>
               </w:rPr>
-              <w:t xml:space="preserve">1.</w:t>
-            </w:r>
-            <w:r>
-              <w:rPr>
-                <w:rFonts w:ascii="Avenir Next" w:hAnsi="Avenir Next" w:cs="Avenir Next" w:eastAsia="Avenir Next"/>
-                <w:color w:val="1A1A1A"/>
-                <w:sz w:val="20"/>
-                <w:szCs w:val="20"/>
-              </w:rPr>
               <w:tab/>
             </w:r>
             <w:r>
               <w:rPr>
                 <w:rFonts w:ascii="Avenir Next" w:hAnsi="Avenir Next" w:cs="Avenir Next" w:eastAsia="Avenir Next"/>
                 <w:color w:val="1A1A1A"/>
-                <w:sz w:val="20"/>
+                <w:sz w:val="22"/>
                 <w:szCs w:val="20"/>
               </w:rPr>
               <w:t xml:space="preserve">Name the two integers each number is between.</w:t>
@@ -192,25 +193,25 @@
                       <w:rFonts w:ascii="Avenir Next" w:hAnsi="Avenir Next" w:cs="Avenir Next" w:eastAsia="Avenir Next"/>
                       <w:b/>
                       <w:color w:val="003A70"/>
+                      <w:sz w:val="22"/>
+                      <w:szCs w:val="20"/>
+                    </w:rPr>
+                    <w:t xml:space="preserve">a.</w:t>
+                  </w:r>
+                  <w:r>
+                    <w:rPr>
+                      <w:rFonts w:ascii="Avenir Next" w:hAnsi="Avenir Next" w:cs="Avenir Next" w:eastAsia="Avenir Next"/>
+                      <w:color w:val="1A1A1A"/>
                       <w:sz w:val="20"/>
                       <w:szCs w:val="20"/>
                     </w:rPr>
-                    <w:t xml:space="preserve">a.</w:t>
-                  </w:r>
-                  <w:r>
-                    <w:rPr>
-                      <w:rFonts w:ascii="Avenir Next" w:hAnsi="Avenir Next" w:cs="Avenir Next" w:eastAsia="Avenir Next"/>
-                      <w:color w:val="1A1A1A"/>
-                      <w:sz w:val="20"/>
-                      <w:szCs w:val="20"/>
-                    </w:rPr>
                     <w:tab/>
                   </w:r>
                   <w:r>
                     <w:rPr>
                       <w:rFonts w:ascii="Avenir Next" w:hAnsi="Avenir Next" w:cs="Avenir Next" w:eastAsia="Avenir Next"/>
                       <w:color w:val="1A1A1A"/>
-                      <w:sz w:val="20"/>
+                      <w:sz w:val="22"/>
                       <w:szCs w:val="20"/>
                     </w:rPr>
                     <w:t xml:space="preserve">−4.3</w:t>
@@ -254,25 +255,25 @@
                       <w:rFonts w:ascii="Avenir Next" w:hAnsi="Avenir Next" w:cs="Avenir Next" w:eastAsia="Avenir Next"/>
                       <w:b/>
                       <w:color w:val="003A70"/>
+                      <w:sz w:val="22"/>
+                      <w:szCs w:val="20"/>
+                    </w:rPr>
+                    <w:t xml:space="preserve">b.</w:t>
+                  </w:r>
+                  <w:r>
+                    <w:rPr>
+                      <w:rFonts w:ascii="Avenir Next" w:hAnsi="Avenir Next" w:cs="Avenir Next" w:eastAsia="Avenir Next"/>
+                      <w:color w:val="1A1A1A"/>
                       <w:sz w:val="20"/>
                       <w:szCs w:val="20"/>
                     </w:rPr>
-                    <w:t xml:space="preserve">b.</w:t>
-                  </w:r>
-                  <w:r>
-                    <w:rPr>
-                      <w:rFonts w:ascii="Avenir Next" w:hAnsi="Avenir Next" w:cs="Avenir Next" w:eastAsia="Avenir Next"/>
-                      <w:color w:val="1A1A1A"/>
-                      <w:sz w:val="20"/>
-                      <w:szCs w:val="20"/>
-                    </w:rPr>
                     <w:tab/>
                   </w:r>
                   <w:r>
                     <w:rPr>
                       <w:rFonts w:ascii="Avenir Next" w:hAnsi="Avenir Next" w:cs="Avenir Next" w:eastAsia="Avenir Next"/>
                       <w:color w:val="1A1A1A"/>
-                      <w:sz w:val="20"/>
+                      <w:sz w:val="22"/>
                       <w:szCs w:val="20"/>
                     </w:rPr>
                     <w:t xml:space="preserve">11/4</w:t>
@@ -365,25 +366,25 @@
                 <w:rFonts w:ascii="Avenir Next" w:hAnsi="Avenir Next" w:cs="Avenir Next" w:eastAsia="Avenir Next"/>
                 <w:b/>
                 <w:color w:val="1A1A1A"/>
+                <w:sz w:val="22"/>
+                <w:szCs w:val="20"/>
+              </w:rPr>
+              <w:t xml:space="preserve">2.</w:t>
+            </w:r>
+            <w:r>
+              <w:rPr>
+                <w:rFonts w:ascii="Avenir Next" w:hAnsi="Avenir Next" w:cs="Avenir Next" w:eastAsia="Avenir Next"/>
+                <w:color w:val="1A1A1A"/>
                 <w:sz w:val="20"/>
                 <w:szCs w:val="20"/>
               </w:rPr>
-              <w:t xml:space="preserve">2.</w:t>
-            </w:r>
-            <w:r>
-              <w:rPr>
-                <w:rFonts w:ascii="Avenir Next" w:hAnsi="Avenir Next" w:cs="Avenir Next" w:eastAsia="Avenir Next"/>
-                <w:color w:val="1A1A1A"/>
-                <w:sz w:val="20"/>
-                <w:szCs w:val="20"/>
-              </w:rPr>
               <w:tab/>
             </w:r>
             <w:r>
               <w:rPr>
                 <w:rFonts w:ascii="Avenir Next" w:hAnsi="Avenir Next" w:cs="Avenir Next" w:eastAsia="Avenir Next"/>
                 <w:color w:val="1A1A1A"/>
-                <w:sz w:val="20"/>
+                <w:sz w:val="22"/>
                 <w:szCs w:val="20"/>
               </w:rPr>
               <w:t xml:space="preserve">Plot and label −0.75 and 1.5 on the number line.</w:t>
@@ -399,7 +400,7 @@
               <w:drawing>
                 <wp:inline distT="0" distB="0" distL="0" distR="0">
                   <wp:extent cx="4206240" cy="465690"/>
-                  <wp:docPr id="1" name="Figure 1"/>
+                  <wp:docPr id="1" name="Figure 1" descr="Number line from -2 to 2, ticks every 0.25."/>
                   <a:graphic xmlns:a="http://schemas.openxmlformats.org/drawingml/2006/main">
                     <a:graphicData uri="http://schemas.openxmlformats.org/drawingml/2006/picture">
                       <pic:pic xmlns:pic="http://schemas.openxmlformats.org/drawingml/2006/picture">
@@ -489,25 +490,25 @@
                 <w:rFonts w:ascii="Avenir Next" w:hAnsi="Avenir Next" w:cs="Avenir Next" w:eastAsia="Avenir Next"/>
                 <w:b/>
                 <w:color w:val="1A1A1A"/>
+                <w:sz w:val="22"/>
+                <w:szCs w:val="20"/>
+              </w:rPr>
+              <w:t xml:space="preserve">3.</w:t>
+            </w:r>
+            <w:r>
+              <w:rPr>
+                <w:rFonts w:ascii="Avenir Next" w:hAnsi="Avenir Next" w:cs="Avenir Next" w:eastAsia="Avenir Next"/>
+                <w:color w:val="1A1A1A"/>
                 <w:sz w:val="20"/>
                 <w:szCs w:val="20"/>
               </w:rPr>
-              <w:t xml:space="preserve">3.</w:t>
-            </w:r>
-            <w:r>
-              <w:rPr>
-                <w:rFonts w:ascii="Avenir Next" w:hAnsi="Avenir Next" w:cs="Avenir Next" w:eastAsia="Avenir Next"/>
-                <w:color w:val="1A1A1A"/>
-                <w:sz w:val="20"/>
-                <w:szCs w:val="20"/>
-              </w:rPr>
               <w:tab/>
             </w:r>
             <w:r>
               <w:rPr>
                 <w:rFonts w:ascii="Avenir Next" w:hAnsi="Avenir Next" w:cs="Avenir Next" w:eastAsia="Avenir Next"/>
                 <w:color w:val="1A1A1A"/>
-                <w:sz w:val="20"/>
+                <w:sz w:val="22"/>
                 <w:szCs w:val="20"/>
               </w:rPr>
               <w:t xml:space="preserve">Which number is farthest left on a number line?</w:t>
@@ -563,25 +564,25 @@
                       <w:rFonts w:ascii="Avenir Next" w:hAnsi="Avenir Next" w:cs="Avenir Next" w:eastAsia="Avenir Next"/>
                       <w:b/>
                       <w:color w:val="003A70"/>
+                      <w:sz w:val="22"/>
+                      <w:szCs w:val="19"/>
+                    </w:rPr>
+                    <w:t xml:space="preserve">A</w:t>
+                  </w:r>
+                  <w:r>
+                    <w:rPr>
+                      <w:rFonts w:ascii="Avenir Next" w:hAnsi="Avenir Next" w:cs="Avenir Next" w:eastAsia="Avenir Next"/>
+                      <w:color w:val="1A1A1A"/>
                       <w:sz w:val="19"/>
                       <w:szCs w:val="19"/>
                     </w:rPr>
-                    <w:t xml:space="preserve">A</w:t>
-                  </w:r>
-                  <w:r>
-                    <w:rPr>
-                      <w:rFonts w:ascii="Avenir Next" w:hAnsi="Avenir Next" w:cs="Avenir Next" w:eastAsia="Avenir Next"/>
-                      <w:color w:val="1A1A1A"/>
-                      <w:sz w:val="19"/>
-                      <w:szCs w:val="19"/>
-                    </w:rPr>
                     <w:tab/>
                   </w:r>
                   <w:r>
                     <w:rPr>
                       <w:rFonts w:ascii="Avenir Next" w:hAnsi="Avenir Next" w:cs="Avenir Next" w:eastAsia="Avenir Next"/>
                       <w:color w:val="1A1A1A"/>
-                      <w:sz w:val="19"/>
+                      <w:sz w:val="22"/>
                       <w:szCs w:val="19"/>
                     </w:rPr>
                     <w:t xml:space="preserve">−0.5</w:t>
@@ -606,25 +607,25 @@
                       <w:rFonts w:ascii="Avenir Next" w:hAnsi="Avenir Next" w:cs="Avenir Next" w:eastAsia="Avenir Next"/>
                       <w:b/>
                       <w:color w:val="003A70"/>
+                      <w:sz w:val="22"/>
+                      <w:szCs w:val="19"/>
+                    </w:rPr>
+                    <w:t xml:space="preserve">B</w:t>
+                  </w:r>
+                  <w:r>
+                    <w:rPr>
+                      <w:rFonts w:ascii="Avenir Next" w:hAnsi="Avenir Next" w:cs="Avenir Next" w:eastAsia="Avenir Next"/>
+                      <w:color w:val="1A1A1A"/>
                       <w:sz w:val="19"/>
                       <w:szCs w:val="19"/>
                     </w:rPr>
-                    <w:t xml:space="preserve">B</w:t>
-                  </w:r>
-                  <w:r>
-                    <w:rPr>
-                      <w:rFonts w:ascii="Avenir Next" w:hAnsi="Avenir Next" w:cs="Avenir Next" w:eastAsia="Avenir Next"/>
-                      <w:color w:val="1A1A1A"/>
-                      <w:sz w:val="19"/>
-                      <w:szCs w:val="19"/>
-                    </w:rPr>
                     <w:tab/>
                   </w:r>
                   <w:r>
                     <w:rPr>
                       <w:rFonts w:ascii="Avenir Next" w:hAnsi="Avenir Next" w:cs="Avenir Next" w:eastAsia="Avenir Next"/>
                       <w:color w:val="1A1A1A"/>
-                      <w:sz w:val="19"/>
+                      <w:sz w:val="22"/>
                       <w:szCs w:val="19"/>
                     </w:rPr>
                     <w:t xml:space="preserve">−2.25</w:t>
@@ -649,25 +650,25 @@
                       <w:rFonts w:ascii="Avenir Next" w:hAnsi="Avenir Next" w:cs="Avenir Next" w:eastAsia="Avenir Next"/>
                       <w:b/>
                       <w:color w:val="003A70"/>
+                      <w:sz w:val="22"/>
+                      <w:szCs w:val="19"/>
+                    </w:rPr>
+                    <w:t xml:space="preserve">C</w:t>
+                  </w:r>
+                  <w:r>
+                    <w:rPr>
+                      <w:rFonts w:ascii="Avenir Next" w:hAnsi="Avenir Next" w:cs="Avenir Next" w:eastAsia="Avenir Next"/>
+                      <w:color w:val="1A1A1A"/>
                       <w:sz w:val="19"/>
                       <w:szCs w:val="19"/>
                     </w:rPr>
-                    <w:t xml:space="preserve">C</w:t>
-                  </w:r>
-                  <w:r>
-                    <w:rPr>
-                      <w:rFonts w:ascii="Avenir Next" w:hAnsi="Avenir Next" w:cs="Avenir Next" w:eastAsia="Avenir Next"/>
-                      <w:color w:val="1A1A1A"/>
-                      <w:sz w:val="19"/>
-                      <w:szCs w:val="19"/>
-                    </w:rPr>
                     <w:tab/>
                   </w:r>
                   <w:r>
                     <w:rPr>
                       <w:rFonts w:ascii="Avenir Next" w:hAnsi="Avenir Next" w:cs="Avenir Next" w:eastAsia="Avenir Next"/>
                       <w:color w:val="1A1A1A"/>
-                      <w:sz w:val="19"/>
+                      <w:sz w:val="22"/>
                       <w:szCs w:val="19"/>
                     </w:rPr>
                     <w:t xml:space="preserve">−2</w:t>
@@ -692,25 +693,25 @@
                       <w:rFonts w:ascii="Avenir Next" w:hAnsi="Avenir Next" w:cs="Avenir Next" w:eastAsia="Avenir Next"/>
                       <w:b/>
                       <w:color w:val="003A70"/>
+                      <w:sz w:val="22"/>
+                      <w:szCs w:val="19"/>
+                    </w:rPr>
+                    <w:t xml:space="preserve">D</w:t>
+                  </w:r>
+                  <w:r>
+                    <w:rPr>
+                      <w:rFonts w:ascii="Avenir Next" w:hAnsi="Avenir Next" w:cs="Avenir Next" w:eastAsia="Avenir Next"/>
+                      <w:color w:val="1A1A1A"/>
                       <w:sz w:val="19"/>
                       <w:szCs w:val="19"/>
                     </w:rPr>
-                    <w:t xml:space="preserve">D</w:t>
-                  </w:r>
-                  <w:r>
-                    <w:rPr>
-                      <w:rFonts w:ascii="Avenir Next" w:hAnsi="Avenir Next" w:cs="Avenir Next" w:eastAsia="Avenir Next"/>
-                      <w:color w:val="1A1A1A"/>
-                      <w:sz w:val="19"/>
-                      <w:szCs w:val="19"/>
-                    </w:rPr>
                     <w:tab/>
                   </w:r>
                   <w:r>
                     <w:rPr>
                       <w:rFonts w:ascii="Avenir Next" w:hAnsi="Avenir Next" w:cs="Avenir Next" w:eastAsia="Avenir Next"/>
                       <w:color w:val="1A1A1A"/>
-                      <w:sz w:val="19"/>
+                      <w:sz w:val="22"/>
                       <w:szCs w:val="19"/>
                     </w:rPr>
                     <w:t xml:space="preserve">0.75</w:t>
@@ -760,7 +761,7 @@
         <w:rPr>
           <w:rFonts w:ascii="Avenir Next" w:hAnsi="Avenir Next" w:cs="Avenir Next" w:eastAsia="Avenir Next"/>
           <w:color w:val="1A1A1A"/>
-          <w:sz w:val="17"/>
+          <w:sz w:val="22"/>
           <w:szCs w:val="17"/>
         </w:rPr>
         <w:t xml:space="preserve">  I got it</w:t>
@@ -778,7 +779,7 @@
         <w:rPr>
           <w:rFonts w:ascii="Avenir Next" w:hAnsi="Avenir Next" w:cs="Avenir Next" w:eastAsia="Avenir Next"/>
           <w:color w:val="1A1A1A"/>
-          <w:sz w:val="17"/>
+          <w:sz w:val="22"/>
           <w:szCs w:val="17"/>
         </w:rPr>
         <w:t xml:space="preserve">  Almost</w:t>
@@ -796,7 +797,7 @@
         <w:rPr>
           <w:rFonts w:ascii="Avenir Next" w:hAnsi="Avenir Next" w:cs="Avenir Next" w:eastAsia="Avenir Next"/>
           <w:color w:val="1A1A1A"/>
-          <w:sz w:val="17"/>
+          <w:sz w:val="22"/>
           <w:szCs w:val="17"/>
         </w:rPr>
         <w:t xml:space="preserve">  I need help</w:t>
@@ -853,7 +854,7 @@
         <w:rPr>
           <w:rFonts w:ascii="Avenir Next" w:hAnsi="Avenir Next" w:cs="Avenir Next" w:eastAsia="Avenir Next"/>
           <w:color w:val="1A1A1A"/>
-          <w:sz w:val="18"/>
+          <w:sz w:val="22"/>
           <w:szCs w:val="18"/>
         </w:rPr>
         <w:t xml:space="preserve">Name</w:t>
@@ -938,25 +939,25 @@
                 <w:rFonts w:ascii="Avenir Next" w:hAnsi="Avenir Next" w:cs="Avenir Next" w:eastAsia="Avenir Next"/>
                 <w:b/>
                 <w:color w:val="1A1A1A"/>
+                <w:sz w:val="22"/>
+                <w:szCs w:val="20"/>
+              </w:rPr>
+              <w:t xml:space="preserve">1.</w:t>
+            </w:r>
+            <w:r>
+              <w:rPr>
+                <w:rFonts w:ascii="Avenir Next" w:hAnsi="Avenir Next" w:cs="Avenir Next" w:eastAsia="Avenir Next"/>
+                <w:color w:val="1A1A1A"/>
                 <w:sz w:val="20"/>
                 <w:szCs w:val="20"/>
               </w:rPr>
-              <w:t xml:space="preserve">1.</w:t>
-            </w:r>
-            <w:r>
-              <w:rPr>
-                <w:rFonts w:ascii="Avenir Next" w:hAnsi="Avenir Next" w:cs="Avenir Next" w:eastAsia="Avenir Next"/>
-                <w:color w:val="1A1A1A"/>
-                <w:sz w:val="20"/>
-                <w:szCs w:val="20"/>
-              </w:rPr>
               <w:tab/>
             </w:r>
             <w:r>
               <w:rPr>
                 <w:rFonts w:ascii="Avenir Next" w:hAnsi="Avenir Next" w:cs="Avenir Next" w:eastAsia="Avenir Next"/>
                 <w:color w:val="1A1A1A"/>
-                <w:sz w:val="20"/>
+                <w:sz w:val="22"/>
                 <w:szCs w:val="20"/>
               </w:rPr>
               <w:t xml:space="preserve">Name the two integers each number is between.</w:t>
@@ -1011,25 +1012,25 @@
                       <w:rFonts w:ascii="Avenir Next" w:hAnsi="Avenir Next" w:cs="Avenir Next" w:eastAsia="Avenir Next"/>
                       <w:b/>
                       <w:color w:val="003A70"/>
+                      <w:sz w:val="22"/>
+                      <w:szCs w:val="20"/>
+                    </w:rPr>
+                    <w:t xml:space="preserve">a.</w:t>
+                  </w:r>
+                  <w:r>
+                    <w:rPr>
+                      <w:rFonts w:ascii="Avenir Next" w:hAnsi="Avenir Next" w:cs="Avenir Next" w:eastAsia="Avenir Next"/>
+                      <w:color w:val="1A1A1A"/>
                       <w:sz w:val="20"/>
                       <w:szCs w:val="20"/>
                     </w:rPr>
-                    <w:t xml:space="preserve">a.</w:t>
-                  </w:r>
-                  <w:r>
-                    <w:rPr>
-                      <w:rFonts w:ascii="Avenir Next" w:hAnsi="Avenir Next" w:cs="Avenir Next" w:eastAsia="Avenir Next"/>
-                      <w:color w:val="1A1A1A"/>
-                      <w:sz w:val="20"/>
-                      <w:szCs w:val="20"/>
-                    </w:rPr>
                     <w:tab/>
                   </w:r>
                   <w:r>
                     <w:rPr>
                       <w:rFonts w:ascii="Avenir Next" w:hAnsi="Avenir Next" w:cs="Avenir Next" w:eastAsia="Avenir Next"/>
                       <w:color w:val="1A1A1A"/>
-                      <w:sz w:val="20"/>
+                      <w:sz w:val="22"/>
                       <w:szCs w:val="20"/>
                     </w:rPr>
                     <w:t xml:space="preserve">−4.3</w:t>
@@ -1073,25 +1074,25 @@
                       <w:rFonts w:ascii="Avenir Next" w:hAnsi="Avenir Next" w:cs="Avenir Next" w:eastAsia="Avenir Next"/>
                       <w:b/>
                       <w:color w:val="003A70"/>
+                      <w:sz w:val="22"/>
+                      <w:szCs w:val="20"/>
+                    </w:rPr>
+                    <w:t xml:space="preserve">b.</w:t>
+                  </w:r>
+                  <w:r>
+                    <w:rPr>
+                      <w:rFonts w:ascii="Avenir Next" w:hAnsi="Avenir Next" w:cs="Avenir Next" w:eastAsia="Avenir Next"/>
+                      <w:color w:val="1A1A1A"/>
                       <w:sz w:val="20"/>
                       <w:szCs w:val="20"/>
                     </w:rPr>
-                    <w:t xml:space="preserve">b.</w:t>
-                  </w:r>
-                  <w:r>
-                    <w:rPr>
-                      <w:rFonts w:ascii="Avenir Next" w:hAnsi="Avenir Next" w:cs="Avenir Next" w:eastAsia="Avenir Next"/>
-                      <w:color w:val="1A1A1A"/>
-                      <w:sz w:val="20"/>
-                      <w:szCs w:val="20"/>
-                    </w:rPr>
                     <w:tab/>
                   </w:r>
                   <w:r>
                     <w:rPr>
                       <w:rFonts w:ascii="Avenir Next" w:hAnsi="Avenir Next" w:cs="Avenir Next" w:eastAsia="Avenir Next"/>
                       <w:color w:val="1A1A1A"/>
-                      <w:sz w:val="20"/>
+                      <w:sz w:val="22"/>
                       <w:szCs w:val="20"/>
                     </w:rPr>
                     <w:t xml:space="preserve">11/4</w:t>
@@ -1184,25 +1185,25 @@
                 <w:rFonts w:ascii="Avenir Next" w:hAnsi="Avenir Next" w:cs="Avenir Next" w:eastAsia="Avenir Next"/>
                 <w:b/>
                 <w:color w:val="1A1A1A"/>
+                <w:sz w:val="22"/>
+                <w:szCs w:val="20"/>
+              </w:rPr>
+              <w:t xml:space="preserve">2.</w:t>
+            </w:r>
+            <w:r>
+              <w:rPr>
+                <w:rFonts w:ascii="Avenir Next" w:hAnsi="Avenir Next" w:cs="Avenir Next" w:eastAsia="Avenir Next"/>
+                <w:color w:val="1A1A1A"/>
                 <w:sz w:val="20"/>
                 <w:szCs w:val="20"/>
               </w:rPr>
-              <w:t xml:space="preserve">2.</w:t>
-            </w:r>
-            <w:r>
-              <w:rPr>
-                <w:rFonts w:ascii="Avenir Next" w:hAnsi="Avenir Next" w:cs="Avenir Next" w:eastAsia="Avenir Next"/>
-                <w:color w:val="1A1A1A"/>
-                <w:sz w:val="20"/>
-                <w:szCs w:val="20"/>
-              </w:rPr>
               <w:tab/>
             </w:r>
             <w:r>
               <w:rPr>
                 <w:rFonts w:ascii="Avenir Next" w:hAnsi="Avenir Next" w:cs="Avenir Next" w:eastAsia="Avenir Next"/>
                 <w:color w:val="1A1A1A"/>
-                <w:sz w:val="20"/>
+                <w:sz w:val="22"/>
                 <w:szCs w:val="20"/>
               </w:rPr>
               <w:t xml:space="preserve">Plot and label −0.75 and 1.5 on the number line.</w:t>
@@ -1218,7 +1219,7 @@
               <w:drawing>
                 <wp:inline distT="0" distB="0" distL="0" distR="0">
                   <wp:extent cx="4206240" cy="465690"/>
-                  <wp:docPr id="2" name="Figure 2"/>
+                  <wp:docPr id="2" name="Figure 2" descr="Number line from -2 to 2, ticks every 0.25."/>
                   <a:graphic xmlns:a="http://schemas.openxmlformats.org/drawingml/2006/main">
                     <a:graphicData uri="http://schemas.openxmlformats.org/drawingml/2006/picture">
                       <pic:pic xmlns:pic="http://schemas.openxmlformats.org/drawingml/2006/picture">
@@ -1308,25 +1309,25 @@
                 <w:rFonts w:ascii="Avenir Next" w:hAnsi="Avenir Next" w:cs="Avenir Next" w:eastAsia="Avenir Next"/>
                 <w:b/>
                 <w:color w:val="1A1A1A"/>
+                <w:sz w:val="22"/>
+                <w:szCs w:val="20"/>
+              </w:rPr>
+              <w:t xml:space="preserve">3.</w:t>
+            </w:r>
+            <w:r>
+              <w:rPr>
+                <w:rFonts w:ascii="Avenir Next" w:hAnsi="Avenir Next" w:cs="Avenir Next" w:eastAsia="Avenir Next"/>
+                <w:color w:val="1A1A1A"/>
                 <w:sz w:val="20"/>
                 <w:szCs w:val="20"/>
               </w:rPr>
-              <w:t xml:space="preserve">3.</w:t>
-            </w:r>
-            <w:r>
-              <w:rPr>
-                <w:rFonts w:ascii="Avenir Next" w:hAnsi="Avenir Next" w:cs="Avenir Next" w:eastAsia="Avenir Next"/>
-                <w:color w:val="1A1A1A"/>
-                <w:sz w:val="20"/>
-                <w:szCs w:val="20"/>
-              </w:rPr>
               <w:tab/>
             </w:r>
             <w:r>
               <w:rPr>
                 <w:rFonts w:ascii="Avenir Next" w:hAnsi="Avenir Next" w:cs="Avenir Next" w:eastAsia="Avenir Next"/>
                 <w:color w:val="1A1A1A"/>
-                <w:sz w:val="20"/>
+                <w:sz w:val="22"/>
                 <w:szCs w:val="20"/>
               </w:rPr>
               <w:t xml:space="preserve">Which number is farthest left on a number line?</w:t>
@@ -1382,25 +1383,25 @@
                       <w:rFonts w:ascii="Avenir Next" w:hAnsi="Avenir Next" w:cs="Avenir Next" w:eastAsia="Avenir Next"/>
                       <w:b/>
                       <w:color w:val="003A70"/>
+                      <w:sz w:val="22"/>
+                      <w:szCs w:val="19"/>
+                    </w:rPr>
+                    <w:t xml:space="preserve">A</w:t>
+                  </w:r>
+                  <w:r>
+                    <w:rPr>
+                      <w:rFonts w:ascii="Avenir Next" w:hAnsi="Avenir Next" w:cs="Avenir Next" w:eastAsia="Avenir Next"/>
+                      <w:color w:val="1A1A1A"/>
                       <w:sz w:val="19"/>
                       <w:szCs w:val="19"/>
                     </w:rPr>
-                    <w:t xml:space="preserve">A</w:t>
-                  </w:r>
-                  <w:r>
-                    <w:rPr>
-                      <w:rFonts w:ascii="Avenir Next" w:hAnsi="Avenir Next" w:cs="Avenir Next" w:eastAsia="Avenir Next"/>
-                      <w:color w:val="1A1A1A"/>
-                      <w:sz w:val="19"/>
-                      <w:szCs w:val="19"/>
-                    </w:rPr>
                     <w:tab/>
                   </w:r>
                   <w:r>
                     <w:rPr>
                       <w:rFonts w:ascii="Avenir Next" w:hAnsi="Avenir Next" w:cs="Avenir Next" w:eastAsia="Avenir Next"/>
                       <w:color w:val="1A1A1A"/>
-                      <w:sz w:val="19"/>
+                      <w:sz w:val="22"/>
                       <w:szCs w:val="19"/>
                     </w:rPr>
                     <w:t xml:space="preserve">−0.5</w:t>
@@ -1425,25 +1426,25 @@
                       <w:rFonts w:ascii="Avenir Next" w:hAnsi="Avenir Next" w:cs="Avenir Next" w:eastAsia="Avenir Next"/>
                       <w:b/>
                       <w:color w:val="003A70"/>
+                      <w:sz w:val="22"/>
+                      <w:szCs w:val="19"/>
+                    </w:rPr>
+                    <w:t xml:space="preserve">B</w:t>
+                  </w:r>
+                  <w:r>
+                    <w:rPr>
+                      <w:rFonts w:ascii="Avenir Next" w:hAnsi="Avenir Next" w:cs="Avenir Next" w:eastAsia="Avenir Next"/>
+                      <w:color w:val="1A1A1A"/>
                       <w:sz w:val="19"/>
                       <w:szCs w:val="19"/>
                     </w:rPr>
-                    <w:t xml:space="preserve">B</w:t>
-                  </w:r>
-                  <w:r>
-                    <w:rPr>
-                      <w:rFonts w:ascii="Avenir Next" w:hAnsi="Avenir Next" w:cs="Avenir Next" w:eastAsia="Avenir Next"/>
-                      <w:color w:val="1A1A1A"/>
-                      <w:sz w:val="19"/>
-                      <w:szCs w:val="19"/>
-                    </w:rPr>
                     <w:tab/>
                   </w:r>
                   <w:r>
                     <w:rPr>
                       <w:rFonts w:ascii="Avenir Next" w:hAnsi="Avenir Next" w:cs="Avenir Next" w:eastAsia="Avenir Next"/>
                       <w:color w:val="1A1A1A"/>
-                      <w:sz w:val="19"/>
+                      <w:sz w:val="22"/>
                       <w:szCs w:val="19"/>
                     </w:rPr>
                     <w:t xml:space="preserve">−2.25</w:t>
@@ -1468,25 +1469,25 @@
                       <w:rFonts w:ascii="Avenir Next" w:hAnsi="Avenir Next" w:cs="Avenir Next" w:eastAsia="Avenir Next"/>
                       <w:b/>
                       <w:color w:val="003A70"/>
+                      <w:sz w:val="22"/>
+                      <w:szCs w:val="19"/>
+                    </w:rPr>
+                    <w:t xml:space="preserve">C</w:t>
+                  </w:r>
+                  <w:r>
+                    <w:rPr>
+                      <w:rFonts w:ascii="Avenir Next" w:hAnsi="Avenir Next" w:cs="Avenir Next" w:eastAsia="Avenir Next"/>
+                      <w:color w:val="1A1A1A"/>
                       <w:sz w:val="19"/>
                       <w:szCs w:val="19"/>
                     </w:rPr>
-                    <w:t xml:space="preserve">C</w:t>
-                  </w:r>
-                  <w:r>
-                    <w:rPr>
-                      <w:rFonts w:ascii="Avenir Next" w:hAnsi="Avenir Next" w:cs="Avenir Next" w:eastAsia="Avenir Next"/>
-                      <w:color w:val="1A1A1A"/>
-                      <w:sz w:val="19"/>
-                      <w:szCs w:val="19"/>
-                    </w:rPr>
                     <w:tab/>
                   </w:r>
                   <w:r>
                     <w:rPr>
                       <w:rFonts w:ascii="Avenir Next" w:hAnsi="Avenir Next" w:cs="Avenir Next" w:eastAsia="Avenir Next"/>
                       <w:color w:val="1A1A1A"/>
-                      <w:sz w:val="19"/>
+                      <w:sz w:val="22"/>
                       <w:szCs w:val="19"/>
                     </w:rPr>
                     <w:t xml:space="preserve">−2</w:t>
@@ -1511,25 +1512,25 @@
                       <w:rFonts w:ascii="Avenir Next" w:hAnsi="Avenir Next" w:cs="Avenir Next" w:eastAsia="Avenir Next"/>
                       <w:b/>
                       <w:color w:val="003A70"/>
+                      <w:sz w:val="22"/>
+                      <w:szCs w:val="19"/>
+                    </w:rPr>
+                    <w:t xml:space="preserve">D</w:t>
+                  </w:r>
+                  <w:r>
+                    <w:rPr>
+                      <w:rFonts w:ascii="Avenir Next" w:hAnsi="Avenir Next" w:cs="Avenir Next" w:eastAsia="Avenir Next"/>
+                      <w:color w:val="1A1A1A"/>
                       <w:sz w:val="19"/>
                       <w:szCs w:val="19"/>
                     </w:rPr>
-                    <w:t xml:space="preserve">D</w:t>
-                  </w:r>
-                  <w:r>
-                    <w:rPr>
-                      <w:rFonts w:ascii="Avenir Next" w:hAnsi="Avenir Next" w:cs="Avenir Next" w:eastAsia="Avenir Next"/>
-                      <w:color w:val="1A1A1A"/>
-                      <w:sz w:val="19"/>
-                      <w:szCs w:val="19"/>
-                    </w:rPr>
                     <w:tab/>
                   </w:r>
                   <w:r>
                     <w:rPr>
                       <w:rFonts w:ascii="Avenir Next" w:hAnsi="Avenir Next" w:cs="Avenir Next" w:eastAsia="Avenir Next"/>
                       <w:color w:val="1A1A1A"/>
-                      <w:sz w:val="19"/>
+                      <w:sz w:val="22"/>
                       <w:szCs w:val="19"/>
                     </w:rPr>
                     <w:t xml:space="preserve">0.75</w:t>
@@ -1579,7 +1580,7 @@
         <w:rPr>
           <w:rFonts w:ascii="Avenir Next" w:hAnsi="Avenir Next" w:cs="Avenir Next" w:eastAsia="Avenir Next"/>
           <w:color w:val="1A1A1A"/>
-          <w:sz w:val="17"/>
+          <w:sz w:val="22"/>
           <w:szCs w:val="17"/>
         </w:rPr>
         <w:t xml:space="preserve">  I got it</w:t>
@@ -1597,7 +1598,7 @@
         <w:rPr>
           <w:rFonts w:ascii="Avenir Next" w:hAnsi="Avenir Next" w:cs="Avenir Next" w:eastAsia="Avenir Next"/>
           <w:color w:val="1A1A1A"/>
-          <w:sz w:val="17"/>
+          <w:sz w:val="22"/>
           <w:szCs w:val="17"/>
         </w:rPr>
         <w:t xml:space="preserve">  Almost</w:t>
@@ -1615,7 +1616,7 @@
         <w:rPr>
           <w:rFonts w:ascii="Avenir Next" w:hAnsi="Avenir Next" w:cs="Avenir Next" w:eastAsia="Avenir Next"/>
           <w:color w:val="1A1A1A"/>
-          <w:sz w:val="17"/>
+          <w:sz w:val="22"/>
           <w:szCs w:val="17"/>
         </w:rPr>
         <w:t xml:space="preserve">  I need help</w:t>
@@ -1654,7 +1655,7 @@
         <w:rPr>
           <w:rFonts w:ascii="Avenir Next" w:hAnsi="Avenir Next" w:cs="Avenir Next" w:eastAsia="Avenir Next"/>
           <w:color w:val="1A1A1A"/>
-          <w:sz w:val="18"/>
+          <w:sz w:val="22"/>
           <w:szCs w:val="18"/>
         </w:rPr>
         <w:t xml:space="preserve">Name</w:t>
@@ -1739,25 +1740,25 @@
                 <w:rFonts w:ascii="Avenir Next" w:hAnsi="Avenir Next" w:cs="Avenir Next" w:eastAsia="Avenir Next"/>
                 <w:b/>
                 <w:color w:val="1A1A1A"/>
+                <w:sz w:val="22"/>
+                <w:szCs w:val="20"/>
+              </w:rPr>
+              <w:t xml:space="preserve">1.</w:t>
+            </w:r>
+            <w:r>
+              <w:rPr>
+                <w:rFonts w:ascii="Avenir Next" w:hAnsi="Avenir Next" w:cs="Avenir Next" w:eastAsia="Avenir Next"/>
+                <w:color w:val="1A1A1A"/>
                 <w:sz w:val="20"/>
                 <w:szCs w:val="20"/>
               </w:rPr>
-              <w:t xml:space="preserve">1.</w:t>
-            </w:r>
-            <w:r>
-              <w:rPr>
-                <w:rFonts w:ascii="Avenir Next" w:hAnsi="Avenir Next" w:cs="Avenir Next" w:eastAsia="Avenir Next"/>
-                <w:color w:val="1A1A1A"/>
-                <w:sz w:val="20"/>
-                <w:szCs w:val="20"/>
-              </w:rPr>
               <w:tab/>
             </w:r>
             <w:r>
               <w:rPr>
                 <w:rFonts w:ascii="Avenir Next" w:hAnsi="Avenir Next" w:cs="Avenir Next" w:eastAsia="Avenir Next"/>
                 <w:color w:val="1A1A1A"/>
-                <w:sz w:val="20"/>
+                <w:sz w:val="22"/>
                 <w:szCs w:val="20"/>
               </w:rPr>
               <w:t xml:space="preserve">Find each value.</w:t>
@@ -1813,25 +1814,25 @@
                       <w:rFonts w:ascii="Avenir Next" w:hAnsi="Avenir Next" w:cs="Avenir Next" w:eastAsia="Avenir Next"/>
                       <w:b/>
                       <w:color w:val="003A70"/>
+                      <w:sz w:val="22"/>
+                      <w:szCs w:val="20"/>
+                    </w:rPr>
+                    <w:t xml:space="preserve">a.</w:t>
+                  </w:r>
+                  <w:r>
+                    <w:rPr>
+                      <w:rFonts w:ascii="Avenir Next" w:hAnsi="Avenir Next" w:cs="Avenir Next" w:eastAsia="Avenir Next"/>
+                      <w:color w:val="1A1A1A"/>
                       <w:sz w:val="20"/>
                       <w:szCs w:val="20"/>
                     </w:rPr>
-                    <w:t xml:space="preserve">a.</w:t>
-                  </w:r>
-                  <w:r>
-                    <w:rPr>
-                      <w:rFonts w:ascii="Avenir Next" w:hAnsi="Avenir Next" w:cs="Avenir Next" w:eastAsia="Avenir Next"/>
-                      <w:color w:val="1A1A1A"/>
-                      <w:sz w:val="20"/>
-                      <w:szCs w:val="20"/>
-                    </w:rPr>
                     <w:tab/>
                   </w:r>
                   <w:r>
                     <w:rPr>
                       <w:rFonts w:ascii="Avenir Next" w:hAnsi="Avenir Next" w:cs="Avenir Next" w:eastAsia="Avenir Next"/>
                       <w:color w:val="1A1A1A"/>
-                      <w:sz w:val="20"/>
+                      <w:sz w:val="22"/>
                       <w:szCs w:val="20"/>
                     </w:rPr>
                     <w:t xml:space="preserve">opposite of −3.2</w:t>
@@ -1875,25 +1876,25 @@
                       <w:rFonts w:ascii="Avenir Next" w:hAnsi="Avenir Next" w:cs="Avenir Next" w:eastAsia="Avenir Next"/>
                       <w:b/>
                       <w:color w:val="003A70"/>
+                      <w:sz w:val="22"/>
+                      <w:szCs w:val="20"/>
+                    </w:rPr>
+                    <w:t xml:space="preserve">b.</w:t>
+                  </w:r>
+                  <w:r>
+                    <w:rPr>
+                      <w:rFonts w:ascii="Avenir Next" w:hAnsi="Avenir Next" w:cs="Avenir Next" w:eastAsia="Avenir Next"/>
+                      <w:color w:val="1A1A1A"/>
                       <w:sz w:val="20"/>
                       <w:szCs w:val="20"/>
                     </w:rPr>
-                    <w:t xml:space="preserve">b.</w:t>
-                  </w:r>
-                  <w:r>
-                    <w:rPr>
-                      <w:rFonts w:ascii="Avenir Next" w:hAnsi="Avenir Next" w:cs="Avenir Next" w:eastAsia="Avenir Next"/>
-                      <w:color w:val="1A1A1A"/>
-                      <w:sz w:val="20"/>
-                      <w:szCs w:val="20"/>
-                    </w:rPr>
                     <w:tab/>
                   </w:r>
                   <w:r>
                     <w:rPr>
                       <w:rFonts w:ascii="Avenir Next" w:hAnsi="Avenir Next" w:cs="Avenir Next" w:eastAsia="Avenir Next"/>
                       <w:color w:val="1A1A1A"/>
-                      <w:sz w:val="20"/>
+                      <w:sz w:val="22"/>
                       <w:szCs w:val="20"/>
                     </w:rPr>
                     <w:t xml:space="preserve">−(−7/9) =</w:t>
@@ -1937,25 +1938,25 @@
                       <w:rFonts w:ascii="Avenir Next" w:hAnsi="Avenir Next" w:cs="Avenir Next" w:eastAsia="Avenir Next"/>
                       <w:b/>
                       <w:color w:val="003A70"/>
+                      <w:sz w:val="22"/>
+                      <w:szCs w:val="20"/>
+                    </w:rPr>
+                    <w:t xml:space="preserve">c.</w:t>
+                  </w:r>
+                  <w:r>
+                    <w:rPr>
+                      <w:rFonts w:ascii="Avenir Next" w:hAnsi="Avenir Next" w:cs="Avenir Next" w:eastAsia="Avenir Next"/>
+                      <w:color w:val="1A1A1A"/>
                       <w:sz w:val="20"/>
                       <w:szCs w:val="20"/>
                     </w:rPr>
-                    <w:t xml:space="preserve">c.</w:t>
-                  </w:r>
-                  <w:r>
-                    <w:rPr>
-                      <w:rFonts w:ascii="Avenir Next" w:hAnsi="Avenir Next" w:cs="Avenir Next" w:eastAsia="Avenir Next"/>
-                      <w:color w:val="1A1A1A"/>
-                      <w:sz w:val="20"/>
-                      <w:szCs w:val="20"/>
-                    </w:rPr>
                     <w:tab/>
                   </w:r>
                   <w:r>
                     <w:rPr>
                       <w:rFonts w:ascii="Avenir Next" w:hAnsi="Avenir Next" w:cs="Avenir Next" w:eastAsia="Avenir Next"/>
                       <w:color w:val="1A1A1A"/>
-                      <w:sz w:val="20"/>
+                      <w:sz w:val="22"/>
                       <w:szCs w:val="20"/>
                     </w:rPr>
                     <w:t xml:space="preserve">−(1.4) =</w:t>
@@ -2048,25 +2049,25 @@
                 <w:rFonts w:ascii="Avenir Next" w:hAnsi="Avenir Next" w:cs="Avenir Next" w:eastAsia="Avenir Next"/>
                 <w:b/>
                 <w:color w:val="1A1A1A"/>
+                <w:sz w:val="22"/>
+                <w:szCs w:val="20"/>
+              </w:rPr>
+              <w:t xml:space="preserve">2.</w:t>
+            </w:r>
+            <w:r>
+              <w:rPr>
+                <w:rFonts w:ascii="Avenir Next" w:hAnsi="Avenir Next" w:cs="Avenir Next" w:eastAsia="Avenir Next"/>
+                <w:color w:val="1A1A1A"/>
                 <w:sz w:val="20"/>
                 <w:szCs w:val="20"/>
               </w:rPr>
-              <w:t xml:space="preserve">2.</w:t>
-            </w:r>
-            <w:r>
-              <w:rPr>
-                <w:rFonts w:ascii="Avenir Next" w:hAnsi="Avenir Next" w:cs="Avenir Next" w:eastAsia="Avenir Next"/>
-                <w:color w:val="1A1A1A"/>
-                <w:sz w:val="20"/>
-                <w:szCs w:val="20"/>
-              </w:rPr>
               <w:tab/>
             </w:r>
             <w:r>
               <w:rPr>
                 <w:rFonts w:ascii="Avenir Next" w:hAnsi="Avenir Next" w:cs="Avenir Next" w:eastAsia="Avenir Next"/>
                 <w:color w:val="1A1A1A"/>
-                <w:sz w:val="20"/>
+                <w:sz w:val="22"/>
                 <w:szCs w:val="20"/>
               </w:rPr>
               <w:t xml:space="preserve">A number’s opposite is 6.5. What is the number?</w:t>
@@ -2143,7 +2144,7 @@
                 <w:rFonts w:ascii="Avenir Next" w:hAnsi="Avenir Next" w:cs="Avenir Next" w:eastAsia="Avenir Next"/>
                 <w:b/>
                 <w:color w:val="1A1A1A"/>
-                <w:sz w:val="18"/>
+                <w:sz w:val="22"/>
                 <w:szCs w:val="18"/>
               </w:rPr>
               <w:t xml:space="preserve">Answer</w:t>
@@ -2218,25 +2219,25 @@
                 <w:rFonts w:ascii="Avenir Next" w:hAnsi="Avenir Next" w:cs="Avenir Next" w:eastAsia="Avenir Next"/>
                 <w:b/>
                 <w:color w:val="1A1A1A"/>
+                <w:sz w:val="22"/>
+                <w:szCs w:val="20"/>
+              </w:rPr>
+              <w:t xml:space="preserve">3.</w:t>
+            </w:r>
+            <w:r>
+              <w:rPr>
+                <w:rFonts w:ascii="Avenir Next" w:hAnsi="Avenir Next" w:cs="Avenir Next" w:eastAsia="Avenir Next"/>
+                <w:color w:val="1A1A1A"/>
                 <w:sz w:val="20"/>
                 <w:szCs w:val="20"/>
               </w:rPr>
-              <w:t xml:space="preserve">3.</w:t>
-            </w:r>
-            <w:r>
-              <w:rPr>
-                <w:rFonts w:ascii="Avenir Next" w:hAnsi="Avenir Next" w:cs="Avenir Next" w:eastAsia="Avenir Next"/>
-                <w:color w:val="1A1A1A"/>
-                <w:sz w:val="20"/>
-                <w:szCs w:val="20"/>
-              </w:rPr>
               <w:tab/>
             </w:r>
             <w:r>
               <w:rPr>
                 <w:rFonts w:ascii="Avenir Next" w:hAnsi="Avenir Next" w:cs="Avenir Next" w:eastAsia="Avenir Next"/>
                 <w:color w:val="1A1A1A"/>
-                <w:sz w:val="20"/>
+                <w:sz w:val="22"/>
                 <w:szCs w:val="20"/>
               </w:rPr>
               <w:t xml:space="preserve">Is the opposite of a number always negative? Give an example.</w:t>
@@ -2349,7 +2350,7 @@
         <w:rPr>
           <w:rFonts w:ascii="Avenir Next" w:hAnsi="Avenir Next" w:cs="Avenir Next" w:eastAsia="Avenir Next"/>
           <w:color w:val="1A1A1A"/>
-          <w:sz w:val="17"/>
+          <w:sz w:val="22"/>
           <w:szCs w:val="17"/>
         </w:rPr>
         <w:t xml:space="preserve">  I got it</w:t>
@@ -2367,7 +2368,7 @@
         <w:rPr>
           <w:rFonts w:ascii="Avenir Next" w:hAnsi="Avenir Next" w:cs="Avenir Next" w:eastAsia="Avenir Next"/>
           <w:color w:val="1A1A1A"/>
-          <w:sz w:val="17"/>
+          <w:sz w:val="22"/>
           <w:szCs w:val="17"/>
         </w:rPr>
         <w:t xml:space="preserve">  Almost</w:t>
@@ -2385,7 +2386,7 @@
         <w:rPr>
           <w:rFonts w:ascii="Avenir Next" w:hAnsi="Avenir Next" w:cs="Avenir Next" w:eastAsia="Avenir Next"/>
           <w:color w:val="1A1A1A"/>
-          <w:sz w:val="17"/>
+          <w:sz w:val="22"/>
           <w:szCs w:val="17"/>
         </w:rPr>
         <w:t xml:space="preserve">  I need help</w:t>
@@ -2442,7 +2443,7 @@
         <w:rPr>
           <w:rFonts w:ascii="Avenir Next" w:hAnsi="Avenir Next" w:cs="Avenir Next" w:eastAsia="Avenir Next"/>
           <w:color w:val="1A1A1A"/>
-          <w:sz w:val="18"/>
+          <w:sz w:val="22"/>
           <w:szCs w:val="18"/>
         </w:rPr>
         <w:t xml:space="preserve">Name</w:t>
@@ -2527,25 +2528,25 @@
                 <w:rFonts w:ascii="Avenir Next" w:hAnsi="Avenir Next" w:cs="Avenir Next" w:eastAsia="Avenir Next"/>
                 <w:b/>
                 <w:color w:val="1A1A1A"/>
+                <w:sz w:val="22"/>
+                <w:szCs w:val="20"/>
+              </w:rPr>
+              <w:t xml:space="preserve">1.</w:t>
+            </w:r>
+            <w:r>
+              <w:rPr>
+                <w:rFonts w:ascii="Avenir Next" w:hAnsi="Avenir Next" w:cs="Avenir Next" w:eastAsia="Avenir Next"/>
+                <w:color w:val="1A1A1A"/>
                 <w:sz w:val="20"/>
                 <w:szCs w:val="20"/>
               </w:rPr>
-              <w:t xml:space="preserve">1.</w:t>
-            </w:r>
-            <w:r>
-              <w:rPr>
-                <w:rFonts w:ascii="Avenir Next" w:hAnsi="Avenir Next" w:cs="Avenir Next" w:eastAsia="Avenir Next"/>
-                <w:color w:val="1A1A1A"/>
-                <w:sz w:val="20"/>
-                <w:szCs w:val="20"/>
-              </w:rPr>
               <w:tab/>
             </w:r>
             <w:r>
               <w:rPr>
                 <w:rFonts w:ascii="Avenir Next" w:hAnsi="Avenir Next" w:cs="Avenir Next" w:eastAsia="Avenir Next"/>
                 <w:color w:val="1A1A1A"/>
-                <w:sz w:val="20"/>
+                <w:sz w:val="22"/>
                 <w:szCs w:val="20"/>
               </w:rPr>
               <w:t xml:space="preserve">Find each value.</w:t>
@@ -2601,25 +2602,25 @@
                       <w:rFonts w:ascii="Avenir Next" w:hAnsi="Avenir Next" w:cs="Avenir Next" w:eastAsia="Avenir Next"/>
                       <w:b/>
                       <w:color w:val="003A70"/>
+                      <w:sz w:val="22"/>
+                      <w:szCs w:val="20"/>
+                    </w:rPr>
+                    <w:t xml:space="preserve">a.</w:t>
+                  </w:r>
+                  <w:r>
+                    <w:rPr>
+                      <w:rFonts w:ascii="Avenir Next" w:hAnsi="Avenir Next" w:cs="Avenir Next" w:eastAsia="Avenir Next"/>
+                      <w:color w:val="1A1A1A"/>
                       <w:sz w:val="20"/>
                       <w:szCs w:val="20"/>
                     </w:rPr>
-                    <w:t xml:space="preserve">a.</w:t>
-                  </w:r>
-                  <w:r>
-                    <w:rPr>
-                      <w:rFonts w:ascii="Avenir Next" w:hAnsi="Avenir Next" w:cs="Avenir Next" w:eastAsia="Avenir Next"/>
-                      <w:color w:val="1A1A1A"/>
-                      <w:sz w:val="20"/>
-                      <w:szCs w:val="20"/>
-                    </w:rPr>
                     <w:tab/>
                   </w:r>
                   <w:r>
                     <w:rPr>
                       <w:rFonts w:ascii="Avenir Next" w:hAnsi="Avenir Next" w:cs="Avenir Next" w:eastAsia="Avenir Next"/>
                       <w:color w:val="1A1A1A"/>
-                      <w:sz w:val="20"/>
+                      <w:sz w:val="22"/>
                       <w:szCs w:val="20"/>
                     </w:rPr>
                     <w:t xml:space="preserve">opposite of −3.2</w:t>
@@ -2663,25 +2664,25 @@
                       <w:rFonts w:ascii="Avenir Next" w:hAnsi="Avenir Next" w:cs="Avenir Next" w:eastAsia="Avenir Next"/>
                       <w:b/>
                       <w:color w:val="003A70"/>
+                      <w:sz w:val="22"/>
+                      <w:szCs w:val="20"/>
+                    </w:rPr>
+                    <w:t xml:space="preserve">b.</w:t>
+                  </w:r>
+                  <w:r>
+                    <w:rPr>
+                      <w:rFonts w:ascii="Avenir Next" w:hAnsi="Avenir Next" w:cs="Avenir Next" w:eastAsia="Avenir Next"/>
+                      <w:color w:val="1A1A1A"/>
                       <w:sz w:val="20"/>
                       <w:szCs w:val="20"/>
                     </w:rPr>
-                    <w:t xml:space="preserve">b.</w:t>
-                  </w:r>
-                  <w:r>
-                    <w:rPr>
-                      <w:rFonts w:ascii="Avenir Next" w:hAnsi="Avenir Next" w:cs="Avenir Next" w:eastAsia="Avenir Next"/>
-                      <w:color w:val="1A1A1A"/>
-                      <w:sz w:val="20"/>
-                      <w:szCs w:val="20"/>
-                    </w:rPr>
                     <w:tab/>
                   </w:r>
                   <w:r>
                     <w:rPr>
                       <w:rFonts w:ascii="Avenir Next" w:hAnsi="Avenir Next" w:cs="Avenir Next" w:eastAsia="Avenir Next"/>
                       <w:color w:val="1A1A1A"/>
-                      <w:sz w:val="20"/>
+                      <w:sz w:val="22"/>
                       <w:szCs w:val="20"/>
                     </w:rPr>
                     <w:t xml:space="preserve">−(−7/9) =</w:t>
@@ -2725,25 +2726,25 @@
                       <w:rFonts w:ascii="Avenir Next" w:hAnsi="Avenir Next" w:cs="Avenir Next" w:eastAsia="Avenir Next"/>
                       <w:b/>
                       <w:color w:val="003A70"/>
+                      <w:sz w:val="22"/>
+                      <w:szCs w:val="20"/>
+                    </w:rPr>
+                    <w:t xml:space="preserve">c.</w:t>
+                  </w:r>
+                  <w:r>
+                    <w:rPr>
+                      <w:rFonts w:ascii="Avenir Next" w:hAnsi="Avenir Next" w:cs="Avenir Next" w:eastAsia="Avenir Next"/>
+                      <w:color w:val="1A1A1A"/>
                       <w:sz w:val="20"/>
                       <w:szCs w:val="20"/>
                     </w:rPr>
-                    <w:t xml:space="preserve">c.</w:t>
-                  </w:r>
-                  <w:r>
-                    <w:rPr>
-                      <w:rFonts w:ascii="Avenir Next" w:hAnsi="Avenir Next" w:cs="Avenir Next" w:eastAsia="Avenir Next"/>
-                      <w:color w:val="1A1A1A"/>
-                      <w:sz w:val="20"/>
-                      <w:szCs w:val="20"/>
-                    </w:rPr>
                     <w:tab/>
                   </w:r>
                   <w:r>
                     <w:rPr>
                       <w:rFonts w:ascii="Avenir Next" w:hAnsi="Avenir Next" w:cs="Avenir Next" w:eastAsia="Avenir Next"/>
                       <w:color w:val="1A1A1A"/>
-                      <w:sz w:val="20"/>
+                      <w:sz w:val="22"/>
                       <w:szCs w:val="20"/>
                     </w:rPr>
                     <w:t xml:space="preserve">−(1.4) =</w:t>
@@ -2836,25 +2837,25 @@
                 <w:rFonts w:ascii="Avenir Next" w:hAnsi="Avenir Next" w:cs="Avenir Next" w:eastAsia="Avenir Next"/>
                 <w:b/>
                 <w:color w:val="1A1A1A"/>
+                <w:sz w:val="22"/>
+                <w:szCs w:val="20"/>
+              </w:rPr>
+              <w:t xml:space="preserve">2.</w:t>
+            </w:r>
+            <w:r>
+              <w:rPr>
+                <w:rFonts w:ascii="Avenir Next" w:hAnsi="Avenir Next" w:cs="Avenir Next" w:eastAsia="Avenir Next"/>
+                <w:color w:val="1A1A1A"/>
                 <w:sz w:val="20"/>
                 <w:szCs w:val="20"/>
               </w:rPr>
-              <w:t xml:space="preserve">2.</w:t>
-            </w:r>
-            <w:r>
-              <w:rPr>
-                <w:rFonts w:ascii="Avenir Next" w:hAnsi="Avenir Next" w:cs="Avenir Next" w:eastAsia="Avenir Next"/>
-                <w:color w:val="1A1A1A"/>
-                <w:sz w:val="20"/>
-                <w:szCs w:val="20"/>
-              </w:rPr>
               <w:tab/>
             </w:r>
             <w:r>
               <w:rPr>
                 <w:rFonts w:ascii="Avenir Next" w:hAnsi="Avenir Next" w:cs="Avenir Next" w:eastAsia="Avenir Next"/>
                 <w:color w:val="1A1A1A"/>
-                <w:sz w:val="20"/>
+                <w:sz w:val="22"/>
                 <w:szCs w:val="20"/>
               </w:rPr>
               <w:t xml:space="preserve">A number’s opposite is 6.5. What is the number?</w:t>
@@ -2931,7 +2932,7 @@
                 <w:rFonts w:ascii="Avenir Next" w:hAnsi="Avenir Next" w:cs="Avenir Next" w:eastAsia="Avenir Next"/>
                 <w:b/>
                 <w:color w:val="1A1A1A"/>
-                <w:sz w:val="18"/>
+                <w:sz w:val="22"/>
                 <w:szCs w:val="18"/>
               </w:rPr>
               <w:t xml:space="preserve">Answer</w:t>
@@ -3006,25 +3007,25 @@
                 <w:rFonts w:ascii="Avenir Next" w:hAnsi="Avenir Next" w:cs="Avenir Next" w:eastAsia="Avenir Next"/>
                 <w:b/>
                 <w:color w:val="1A1A1A"/>
+                <w:sz w:val="22"/>
+                <w:szCs w:val="20"/>
+              </w:rPr>
+              <w:t xml:space="preserve">3.</w:t>
+            </w:r>
+            <w:r>
+              <w:rPr>
+                <w:rFonts w:ascii="Avenir Next" w:hAnsi="Avenir Next" w:cs="Avenir Next" w:eastAsia="Avenir Next"/>
+                <w:color w:val="1A1A1A"/>
                 <w:sz w:val="20"/>
                 <w:szCs w:val="20"/>
               </w:rPr>
-              <w:t xml:space="preserve">3.</w:t>
-            </w:r>
-            <w:r>
-              <w:rPr>
-                <w:rFonts w:ascii="Avenir Next" w:hAnsi="Avenir Next" w:cs="Avenir Next" w:eastAsia="Avenir Next"/>
-                <w:color w:val="1A1A1A"/>
-                <w:sz w:val="20"/>
-                <w:szCs w:val="20"/>
-              </w:rPr>
               <w:tab/>
             </w:r>
             <w:r>
               <w:rPr>
                 <w:rFonts w:ascii="Avenir Next" w:hAnsi="Avenir Next" w:cs="Avenir Next" w:eastAsia="Avenir Next"/>
                 <w:color w:val="1A1A1A"/>
-                <w:sz w:val="20"/>
+                <w:sz w:val="22"/>
                 <w:szCs w:val="20"/>
               </w:rPr>
               <w:t xml:space="preserve">Is the opposite of a number always negative? Give an example.</w:t>
@@ -3137,7 +3138,7 @@
         <w:rPr>
           <w:rFonts w:ascii="Avenir Next" w:hAnsi="Avenir Next" w:cs="Avenir Next" w:eastAsia="Avenir Next"/>
           <w:color w:val="1A1A1A"/>
-          <w:sz w:val="17"/>
+          <w:sz w:val="22"/>
           <w:szCs w:val="17"/>
         </w:rPr>
         <w:t xml:space="preserve">  I got it</w:t>
@@ -3155,7 +3156,7 @@
         <w:rPr>
           <w:rFonts w:ascii="Avenir Next" w:hAnsi="Avenir Next" w:cs="Avenir Next" w:eastAsia="Avenir Next"/>
           <w:color w:val="1A1A1A"/>
-          <w:sz w:val="17"/>
+          <w:sz w:val="22"/>
           <w:szCs w:val="17"/>
         </w:rPr>
         <w:t xml:space="preserve">  Almost</w:t>
@@ -3173,7 +3174,7 @@
         <w:rPr>
           <w:rFonts w:ascii="Avenir Next" w:hAnsi="Avenir Next" w:cs="Avenir Next" w:eastAsia="Avenir Next"/>
           <w:color w:val="1A1A1A"/>
-          <w:sz w:val="17"/>
+          <w:sz w:val="22"/>
           <w:szCs w:val="17"/>
         </w:rPr>
         <w:t xml:space="preserve">  I need help</w:t>
@@ -3267,7 +3268,106 @@
               <w:sz w:val="15"/>
               <w:szCs w:val="15"/>
             </w:rPr>
-            <w:t xml:space="preserve">Lesson 7-2  ·  Exit Tickets  ·  two per page</w:t>
+            <w:t xml:space="preserve">7-2 · Page </w:t>
+          </w:r>
+          <w:r>
+            <w:rPr>
+              <w:rFonts w:ascii="Avenir Next" w:hAnsi="Avenir Next" w:cs="Avenir Next" w:eastAsia="Avenir Next"/>
+              <w:color w:val="5A5F66"/>
+              <w:sz w:val="15"/>
+              <w:szCs w:val="15"/>
+            </w:rPr>
+            <w:fldChar w:fldCharType="begin"/>
+          </w:r>
+          <w:r>
+            <w:rPr>
+              <w:rFonts w:ascii="Avenir Next" w:hAnsi="Avenir Next" w:cs="Avenir Next" w:eastAsia="Avenir Next"/>
+              <w:color w:val="5A5F66"/>
+              <w:sz w:val="15"/>
+              <w:szCs w:val="15"/>
+            </w:rPr>
+            <w:instrText xml:space="preserve"> PAGE </w:instrText>
+          </w:r>
+          <w:r>
+            <w:rPr>
+              <w:rFonts w:ascii="Avenir Next" w:hAnsi="Avenir Next" w:cs="Avenir Next" w:eastAsia="Avenir Next"/>
+              <w:color w:val="5A5F66"/>
+              <w:sz w:val="15"/>
+              <w:szCs w:val="15"/>
+            </w:rPr>
+            <w:fldChar w:fldCharType="separate"/>
+          </w:r>
+          <w:r>
+            <w:rPr>
+              <w:rFonts w:ascii="Avenir Next" w:hAnsi="Avenir Next" w:cs="Avenir Next" w:eastAsia="Avenir Next"/>
+              <w:color w:val="5A5F66"/>
+              <w:sz w:val="15"/>
+              <w:szCs w:val="15"/>
+            </w:rPr>
+            <w:t xml:space="preserve">1</w:t>
+          </w:r>
+          <w:r>
+            <w:rPr>
+              <w:rFonts w:ascii="Avenir Next" w:hAnsi="Avenir Next" w:cs="Avenir Next" w:eastAsia="Avenir Next"/>
+              <w:color w:val="5A5F66"/>
+              <w:sz w:val="15"/>
+              <w:szCs w:val="15"/>
+            </w:rPr>
+            <w:fldChar w:fldCharType="end"/>
+          </w:r>
+          <w:r>
+            <w:rPr>
+              <w:rFonts w:ascii="Avenir Next" w:hAnsi="Avenir Next" w:cs="Avenir Next" w:eastAsia="Avenir Next"/>
+              <w:color w:val="5A5F66"/>
+              <w:sz w:val="15"/>
+              <w:szCs w:val="15"/>
+            </w:rPr>
+            <w:t xml:space="preserve"> of </w:t>
+          </w:r>
+          <w:r>
+            <w:rPr>
+              <w:rFonts w:ascii="Avenir Next" w:hAnsi="Avenir Next" w:cs="Avenir Next" w:eastAsia="Avenir Next"/>
+              <w:color w:val="5A5F66"/>
+              <w:sz w:val="15"/>
+              <w:szCs w:val="15"/>
+            </w:rPr>
+            <w:fldChar w:fldCharType="begin"/>
+          </w:r>
+          <w:r>
+            <w:rPr>
+              <w:rFonts w:ascii="Avenir Next" w:hAnsi="Avenir Next" w:cs="Avenir Next" w:eastAsia="Avenir Next"/>
+              <w:color w:val="5A5F66"/>
+              <w:sz w:val="15"/>
+              <w:szCs w:val="15"/>
+            </w:rPr>
+            <w:instrText xml:space="preserve"> NUMPAGES </w:instrText>
+          </w:r>
+          <w:r>
+            <w:rPr>
+              <w:rFonts w:ascii="Avenir Next" w:hAnsi="Avenir Next" w:cs="Avenir Next" w:eastAsia="Avenir Next"/>
+              <w:color w:val="5A5F66"/>
+              <w:sz w:val="15"/>
+              <w:szCs w:val="15"/>
+            </w:rPr>
+            <w:fldChar w:fldCharType="separate"/>
+          </w:r>
+          <w:r>
+            <w:rPr>
+              <w:rFonts w:ascii="Avenir Next" w:hAnsi="Avenir Next" w:cs="Avenir Next" w:eastAsia="Avenir Next"/>
+              <w:color w:val="5A5F66"/>
+              <w:sz w:val="15"/>
+              <w:szCs w:val="15"/>
+            </w:rPr>
+            <w:t xml:space="preserve">1</w:t>
+          </w:r>
+          <w:r>
+            <w:rPr>
+              <w:rFonts w:ascii="Avenir Next" w:hAnsi="Avenir Next" w:cs="Avenir Next" w:eastAsia="Avenir Next"/>
+              <w:color w:val="5A5F66"/>
+              <w:sz w:val="15"/>
+              <w:szCs w:val="15"/>
+            </w:rPr>
+            <w:fldChar w:fldCharType="end"/>
           </w:r>
         </w:p>
       </w:tc>
@@ -3310,5 +3410,23 @@
       </w:tblCellMar>
     </w:tblPr>
   </w:style>
+  <w:style w:type="paragraph" w:styleId="Heading1">
+    <w:name w:val="heading 1"/>
+    <w:basedOn w:val="Normal"/>
+    <w:pPr>
+      <w:outlineLvl w:val="0"/>
+      <w:keepNext w:val="0"/>
+      <w:keepLines w:val="0"/>
+    </w:pPr>
+  </w:style>
+  <w:style w:type="paragraph" w:styleId="Heading2">
+    <w:name w:val="heading 2"/>
+    <w:basedOn w:val="Normal"/>
+    <w:pPr>
+      <w:outlineLvl w:val="1"/>
+      <w:keepNext w:val="0"/>
+      <w:keepLines w:val="0"/>
+    </w:pPr>
+  </w:style>
 </w:styles>
 </file>